--- a/final_report/Construction_Project_Controls_Analytics_Case_Study.docx
+++ b/final_report/Construction_Project_Controls_Analytics_Case_Study.docx
@@ -31,7 +31,7 @@
                 <w:noProof/>
               </w:rPr>
               <w:drawing>
-                <wp:inline distT="0" distB="0" distL="0" distR="0" wp14:anchorId="6349B033" wp14:editId="1CF96DFF">
+                <wp:inline distT="0" distB="0" distL="0" distR="0" wp14:anchorId="5586D55F" wp14:editId="30B47C39">
                   <wp:extent cx="2232000" cy="512262"/>
                   <wp:effectExtent l="0" t="0" r="0" b="0"/>
                   <wp:docPr id="1" name="Picture 1" descr="In Project LLC logo"/>
@@ -229,7 +229,7 @@
       <w:r>
         <w:fldChar w:fldCharType="separate"/>
       </w:r>
-      <w:hyperlink w:anchor="_Toc236423950" w:history="1">
+      <w:hyperlink w:anchor="_Toc236848454" w:history="1">
         <w:r>
           <w:rPr>
             <w:rStyle w:val="Hyperlink"/>
@@ -256,7 +256,7 @@
             <w:noProof/>
             <w:webHidden/>
           </w:rPr>
-          <w:instrText xml:space="preserve"> PAGEREF _Toc236423950 \h </w:instrText>
+          <w:instrText xml:space="preserve"> PAGEREF _Toc236848454 \h </w:instrText>
         </w:r>
         <w:r>
           <w:rPr>
@@ -300,7 +300,7 @@
           <w14:ligatures w14:val="standardContextual"/>
         </w:rPr>
       </w:pPr>
-      <w:hyperlink w:anchor="_Toc236423951" w:history="1">
+      <w:hyperlink w:anchor="_Toc236848455" w:history="1">
         <w:r>
           <w:rPr>
             <w:rStyle w:val="Hyperlink"/>
@@ -327,7 +327,7 @@
             <w:noProof/>
             <w:webHidden/>
           </w:rPr>
-          <w:instrText xml:space="preserve"> PAGEREF _Toc236423951 \h </w:instrText>
+          <w:instrText xml:space="preserve"> PAGEREF _Toc236848455 \h </w:instrText>
         </w:r>
         <w:r>
           <w:rPr>
@@ -371,7 +371,7 @@
           <w14:ligatures w14:val="standardContextual"/>
         </w:rPr>
       </w:pPr>
-      <w:hyperlink w:anchor="_Toc236423952" w:history="1">
+      <w:hyperlink w:anchor="_Toc236848456" w:history="1">
         <w:r>
           <w:rPr>
             <w:rStyle w:val="Hyperlink"/>
@@ -398,7 +398,7 @@
             <w:noProof/>
             <w:webHidden/>
           </w:rPr>
-          <w:instrText xml:space="preserve"> PAGEREF _Toc236423952 \h </w:instrText>
+          <w:instrText xml:space="preserve"> PAGEREF _Toc236848456 \h </w:instrText>
         </w:r>
         <w:r>
           <w:rPr>
@@ -442,7 +442,7 @@
           <w14:ligatures w14:val="standardContextual"/>
         </w:rPr>
       </w:pPr>
-      <w:hyperlink w:anchor="_Toc236423953" w:history="1">
+      <w:hyperlink w:anchor="_Toc236848457" w:history="1">
         <w:r>
           <w:rPr>
             <w:rStyle w:val="Hyperlink"/>
@@ -469,7 +469,7 @@
             <w:noProof/>
             <w:webHidden/>
           </w:rPr>
-          <w:instrText xml:space="preserve"> PAGEREF _Toc236423953 \h </w:instrText>
+          <w:instrText xml:space="preserve"> PAGEREF _Toc236848457 \h </w:instrText>
         </w:r>
         <w:r>
           <w:rPr>
@@ -513,7 +513,7 @@
           <w14:ligatures w14:val="standardContextual"/>
         </w:rPr>
       </w:pPr>
-      <w:hyperlink w:anchor="_Toc236423954" w:history="1">
+      <w:hyperlink w:anchor="_Toc236848458" w:history="1">
         <w:r>
           <w:rPr>
             <w:rStyle w:val="Hyperlink"/>
@@ -540,7 +540,7 @@
             <w:noProof/>
             <w:webHidden/>
           </w:rPr>
-          <w:instrText xml:space="preserve"> PAGEREF _Toc236423954 \h </w:instrText>
+          <w:instrText xml:space="preserve"> PAGEREF _Toc236848458 \h </w:instrText>
         </w:r>
         <w:r>
           <w:rPr>
@@ -584,7 +584,7 @@
           <w14:ligatures w14:val="standardContextual"/>
         </w:rPr>
       </w:pPr>
-      <w:hyperlink w:anchor="_Toc236423955" w:history="1">
+      <w:hyperlink w:anchor="_Toc236848459" w:history="1">
         <w:r>
           <w:rPr>
             <w:rStyle w:val="Hyperlink"/>
@@ -611,7 +611,7 @@
             <w:noProof/>
             <w:webHidden/>
           </w:rPr>
-          <w:instrText xml:space="preserve"> PAGEREF _Toc236423955 \h </w:instrText>
+          <w:instrText xml:space="preserve"> PAGEREF _Toc236848459 \h </w:instrText>
         </w:r>
         <w:r>
           <w:rPr>
@@ -655,7 +655,7 @@
           <w14:ligatures w14:val="standardContextual"/>
         </w:rPr>
       </w:pPr>
-      <w:hyperlink w:anchor="_Toc236423956" w:history="1">
+      <w:hyperlink w:anchor="_Toc236848460" w:history="1">
         <w:r>
           <w:rPr>
             <w:rStyle w:val="Hyperlink"/>
@@ -682,7 +682,7 @@
             <w:noProof/>
             <w:webHidden/>
           </w:rPr>
-          <w:instrText xml:space="preserve"> PAGEREF _Toc236423956 \h </w:instrText>
+          <w:instrText xml:space="preserve"> PAGEREF _Toc236848460 \h </w:instrText>
         </w:r>
         <w:r>
           <w:rPr>
@@ -726,7 +726,7 @@
           <w14:ligatures w14:val="standardContextual"/>
         </w:rPr>
       </w:pPr>
-      <w:hyperlink w:anchor="_Toc236423957" w:history="1">
+      <w:hyperlink w:anchor="_Toc236848461" w:history="1">
         <w:r>
           <w:rPr>
             <w:rStyle w:val="Hyperlink"/>
@@ -753,7 +753,7 @@
             <w:noProof/>
             <w:webHidden/>
           </w:rPr>
-          <w:instrText xml:space="preserve"> PAGEREF _Toc236423957 \h </w:instrText>
+          <w:instrText xml:space="preserve"> PAGEREF _Toc236848461 \h </w:instrText>
         </w:r>
         <w:r>
           <w:rPr>
@@ -797,7 +797,7 @@
           <w14:ligatures w14:val="standardContextual"/>
         </w:rPr>
       </w:pPr>
-      <w:hyperlink w:anchor="_Toc236423958" w:history="1">
+      <w:hyperlink w:anchor="_Toc236848462" w:history="1">
         <w:r>
           <w:rPr>
             <w:rStyle w:val="Hyperlink"/>
@@ -824,7 +824,7 @@
             <w:noProof/>
             <w:webHidden/>
           </w:rPr>
-          <w:instrText xml:space="preserve"> PAGEREF _Toc236423958 \h </w:instrText>
+          <w:instrText xml:space="preserve"> PAGEREF _Toc236848462 \h </w:instrText>
         </w:r>
         <w:r>
           <w:rPr>
@@ -868,7 +868,7 @@
           <w14:ligatures w14:val="standardContextual"/>
         </w:rPr>
       </w:pPr>
-      <w:hyperlink w:anchor="_Toc236423959" w:history="1">
+      <w:hyperlink w:anchor="_Toc236848463" w:history="1">
         <w:r>
           <w:rPr>
             <w:rStyle w:val="Hyperlink"/>
@@ -895,7 +895,7 @@
             <w:noProof/>
             <w:webHidden/>
           </w:rPr>
-          <w:instrText xml:space="preserve"> PAGEREF _Toc236423959 \h </w:instrText>
+          <w:instrText xml:space="preserve"> PAGEREF _Toc236848463 \h </w:instrText>
         </w:r>
         <w:r>
           <w:rPr>
@@ -939,7 +939,7 @@
           <w14:ligatures w14:val="standardContextual"/>
         </w:rPr>
       </w:pPr>
-      <w:hyperlink w:anchor="_Toc236423960" w:history="1">
+      <w:hyperlink w:anchor="_Toc236848464" w:history="1">
         <w:r>
           <w:rPr>
             <w:rStyle w:val="Hyperlink"/>
@@ -966,7 +966,7 @@
             <w:noProof/>
             <w:webHidden/>
           </w:rPr>
-          <w:instrText xml:space="preserve"> PAGEREF _Toc236423960 \h </w:instrText>
+          <w:instrText xml:space="preserve"> PAGEREF _Toc236848464 \h </w:instrText>
         </w:r>
         <w:r>
           <w:rPr>
@@ -1010,7 +1010,7 @@
           <w14:ligatures w14:val="standardContextual"/>
         </w:rPr>
       </w:pPr>
-      <w:hyperlink w:anchor="_Toc236423961" w:history="1">
+      <w:hyperlink w:anchor="_Toc236848465" w:history="1">
         <w:r>
           <w:rPr>
             <w:rStyle w:val="Hyperlink"/>
@@ -1037,7 +1037,7 @@
             <w:noProof/>
             <w:webHidden/>
           </w:rPr>
-          <w:instrText xml:space="preserve"> PAGEREF _Toc236423961 \h </w:instrText>
+          <w:instrText xml:space="preserve"> PAGEREF _Toc236848465 \h </w:instrText>
         </w:r>
         <w:r>
           <w:rPr>
@@ -1081,7 +1081,7 @@
           <w14:ligatures w14:val="standardContextual"/>
         </w:rPr>
       </w:pPr>
-      <w:hyperlink w:anchor="_Toc236423962" w:history="1">
+      <w:hyperlink w:anchor="_Toc236848466" w:history="1">
         <w:r>
           <w:rPr>
             <w:rStyle w:val="Hyperlink"/>
@@ -1108,7 +1108,7 @@
             <w:noProof/>
             <w:webHidden/>
           </w:rPr>
-          <w:instrText xml:space="preserve"> PAGEREF _Toc236423962 \h </w:instrText>
+          <w:instrText xml:space="preserve"> PAGEREF _Toc236848466 \h </w:instrText>
         </w:r>
         <w:r>
           <w:rPr>
@@ -1152,7 +1152,7 @@
           <w14:ligatures w14:val="standardContextual"/>
         </w:rPr>
       </w:pPr>
-      <w:hyperlink w:anchor="_Toc236423963" w:history="1">
+      <w:hyperlink w:anchor="_Toc236848467" w:history="1">
         <w:r>
           <w:rPr>
             <w:rStyle w:val="Hyperlink"/>
@@ -1179,7 +1179,7 @@
             <w:noProof/>
             <w:webHidden/>
           </w:rPr>
-          <w:instrText xml:space="preserve"> PAGEREF _Toc236423963 \h </w:instrText>
+          <w:instrText xml:space="preserve"> PAGEREF _Toc236848467 \h </w:instrText>
         </w:r>
         <w:r>
           <w:rPr>
@@ -1223,7 +1223,7 @@
           <w14:ligatures w14:val="standardContextual"/>
         </w:rPr>
       </w:pPr>
-      <w:hyperlink w:anchor="_Toc236423964" w:history="1">
+      <w:hyperlink w:anchor="_Toc236848468" w:history="1">
         <w:r>
           <w:rPr>
             <w:rStyle w:val="Hyperlink"/>
@@ -1250,7 +1250,7 @@
             <w:noProof/>
             <w:webHidden/>
           </w:rPr>
-          <w:instrText xml:space="preserve"> PAGEREF _Toc236423964 \h </w:instrText>
+          <w:instrText xml:space="preserve"> PAGEREF _Toc236848468 \h </w:instrText>
         </w:r>
         <w:r>
           <w:rPr>
@@ -1332,7 +1332,7 @@
           <w:bottom w:val="single" w:sz="8" w:space="4" w:color="A04732"/>
         </w:pBdr>
       </w:pPr>
-      <w:bookmarkStart w:id="0" w:name="_Toc236423950"/>
+      <w:bookmarkStart w:id="0" w:name="_Toc236848454"/>
       <w:r>
         <w:rPr>
           <w:b w:val="0"/>
@@ -1907,7 +1907,7 @@
           <w:bottom w:val="single" w:sz="8" w:space="4" w:color="A04732"/>
         </w:pBdr>
       </w:pPr>
-      <w:bookmarkStart w:id="1" w:name="_Toc236423951"/>
+      <w:bookmarkStart w:id="1" w:name="_Toc236848455"/>
       <w:r>
         <w:rPr>
           <w:b w:val="0"/>
@@ -2394,7 +2394,7 @@
           <w:bottom w:val="single" w:sz="8" w:space="4" w:color="A04732"/>
         </w:pBdr>
       </w:pPr>
-      <w:bookmarkStart w:id="2" w:name="_Toc236423952"/>
+      <w:bookmarkStart w:id="2" w:name="_Toc236848456"/>
       <w:r>
         <w:rPr>
           <w:b w:val="0"/>
@@ -3332,7 +3332,7 @@
           <w:bottom w:val="single" w:sz="8" w:space="4" w:color="A04732"/>
         </w:pBdr>
       </w:pPr>
-      <w:bookmarkStart w:id="3" w:name="_Toc236423953"/>
+      <w:bookmarkStart w:id="3" w:name="_Toc236848457"/>
       <w:r>
         <w:rPr>
           <w:b w:val="0"/>
@@ -4208,7 +4208,7 @@
           <w:bottom w:val="single" w:sz="8" w:space="4" w:color="A04732"/>
         </w:pBdr>
       </w:pPr>
-      <w:bookmarkStart w:id="4" w:name="_Toc236423954"/>
+      <w:bookmarkStart w:id="4" w:name="_Toc236848458"/>
       <w:r>
         <w:rPr>
           <w:b w:val="0"/>
@@ -4932,7 +4932,7 @@
           <w:bottom w:val="single" w:sz="8" w:space="4" w:color="A04732"/>
         </w:pBdr>
       </w:pPr>
-      <w:bookmarkStart w:id="5" w:name="_Toc236423955"/>
+      <w:bookmarkStart w:id="5" w:name="_Toc236848459"/>
       <w:r>
         <w:rPr>
           <w:b w:val="0"/>
@@ -5420,7 +5420,7 @@
           <w:noProof/>
         </w:rPr>
         <w:drawing>
-          <wp:inline distT="0" distB="0" distL="0" distR="0" wp14:anchorId="27FD7E78" wp14:editId="42E9893A">
+          <wp:inline distT="0" distB="0" distL="0" distR="0" wp14:anchorId="170E60F7" wp14:editId="1DAA976F">
             <wp:extent cx="5760000" cy="3184696"/>
             <wp:effectExtent l="0" t="0" r="0" b="0"/>
             <wp:docPr id="2" name="Picture 2" descr="Figure 1. Portfolio health distribution and headline position across the 75-project portfolio."/>
@@ -5802,7 +5802,7 @@
           <w:noProof/>
         </w:rPr>
         <w:drawing>
-          <wp:inline distT="0" distB="0" distL="0" distR="0" wp14:anchorId="1442426D" wp14:editId="4CFB0698">
+          <wp:inline distT="0" distB="0" distL="0" distR="0" wp14:anchorId="34803D8A" wp14:editId="36C5A429">
             <wp:extent cx="5760000" cy="2799360"/>
             <wp:effectExtent l="0" t="0" r="0" b="0"/>
             <wp:docPr id="3" name="Picture 3" descr="Figure 2. Weighted CPI and SPI by reporting month, January 2022 to December 2025."/>
@@ -5866,7 +5866,7 @@
         </w:rPr>
         <w:lastRenderedPageBreak/>
         <w:drawing>
-          <wp:inline distT="0" distB="0" distL="0" distR="0" wp14:anchorId="5538DB7F" wp14:editId="01496EA8">
+          <wp:inline distT="0" distB="0" distL="0" distR="0" wp14:anchorId="5737883E" wp14:editId="08729A14">
             <wp:extent cx="5760000" cy="2737895"/>
             <wp:effectExtent l="0" t="0" r="0" b="0"/>
             <wp:docPr id="4" name="Picture 4" descr="Figure 3. Tested early-warning relationships: contingency burn ratio against forecast overrun, and average RFI response time against schedule delay."/>
@@ -5967,7 +5967,7 @@
           <w:bottom w:val="single" w:sz="8" w:space="4" w:color="A04732"/>
         </w:pBdr>
       </w:pPr>
-      <w:bookmarkStart w:id="6" w:name="_Toc236423956"/>
+      <w:bookmarkStart w:id="6" w:name="_Toc236848460"/>
       <w:r>
         <w:rPr>
           <w:b w:val="0"/>
@@ -6005,8 +6005,8 @@
         </w:rPr>
         <w:lastRenderedPageBreak/>
         <w:drawing>
-          <wp:inline distT="0" distB="0" distL="0" distR="0" wp14:anchorId="7926DC80" wp14:editId="62E6008D">
-            <wp:extent cx="4754880" cy="4512852"/>
+          <wp:inline distT="0" distB="0" distL="0" distR="0" wp14:anchorId="2F8DA5CB" wp14:editId="681E1CE2">
+            <wp:extent cx="4754880" cy="2823210"/>
             <wp:effectExtent l="0" t="0" r="0" b="0"/>
             <wp:docPr id="9" name="Picture 9" descr="Figure 4. Executive dashboard workbook view: portfolio KPIs, health distribution, and the priority project list used in leadership review."/>
             <wp:cNvGraphicFramePr>
@@ -6028,7 +6028,7 @@
                   <pic:spPr>
                     <a:xfrm>
                       <a:off x="0" y="0"/>
-                      <a:ext cx="4754880" cy="4512852"/>
+                      <a:ext cx="4754880" cy="2823210"/>
                     </a:xfrm>
                     <a:prstGeom prst="rect">
                       <a:avLst/>
@@ -6067,7 +6067,7 @@
           <w:noProof/>
         </w:rPr>
         <w:drawing>
-          <wp:inline distT="0" distB="0" distL="0" distR="0" wp14:anchorId="2CB015BD" wp14:editId="7A3EB871">
+          <wp:inline distT="0" distB="0" distL="0" distR="0" wp14:anchorId="6646F685" wp14:editId="4B6C4626">
             <wp:extent cx="5760000" cy="2837015"/>
             <wp:effectExtent l="0" t="0" r="0" b="0"/>
             <wp:docPr id="5" name="Picture 5" descr="Figure 5. Forecast overrun by project type, with project counts."/>
@@ -6126,7 +6126,6 @@
         <w:rPr>
           <w:b w:val="0"/>
         </w:rPr>
-        <w:lastRenderedPageBreak/>
         <w:t>6.2 Visual Narrative</w:t>
       </w:r>
     </w:p>
@@ -6157,6 +6156,7 @@
     </w:p>
     <w:p>
       <w:r>
+        <w:lastRenderedPageBreak/>
         <w:t>6. Limitations and ethical disclosure</w:t>
       </w:r>
     </w:p>
@@ -6172,7 +6172,7 @@
           <w:noProof/>
         </w:rPr>
         <w:drawing>
-          <wp:inline distT="0" distB="0" distL="0" distR="0" wp14:anchorId="5336BD83" wp14:editId="76112B2B">
+          <wp:inline distT="0" distB="0" distL="0" distR="0" wp14:anchorId="13CC06FC" wp14:editId="1534A999">
             <wp:extent cx="5760000" cy="2629006"/>
             <wp:effectExtent l="0" t="0" r="0" b="0"/>
             <wp:docPr id="6" name="Picture 6" descr="Figure 6. The ten projects carrying the largest forecast overrun, with CPI and schedule delay."/>
@@ -6246,7 +6246,7 @@
           <w:noProof/>
         </w:rPr>
         <w:drawing>
-          <wp:inline distT="0" distB="0" distL="0" distR="0" wp14:anchorId="0BB215FF" wp14:editId="4A029767">
+          <wp:inline distT="0" distB="0" distL="0" distR="0" wp14:anchorId="205B00F7" wp14:editId="5E40C7EA">
             <wp:extent cx="5760000" cy="2559328"/>
             <wp:effectExtent l="0" t="0" r="0" b="0"/>
             <wp:docPr id="7" name="Picture 7" descr="Figure 7. Approved change-order value and approved schedule impact by change category."/>
@@ -6310,7 +6310,7 @@
         </w:rPr>
         <w:lastRenderedPageBreak/>
         <w:drawing>
-          <wp:inline distT="0" distB="0" distL="0" distR="0" wp14:anchorId="607713FF" wp14:editId="534705B6">
+          <wp:inline distT="0" distB="0" distL="0" distR="0" wp14:anchorId="76424115" wp14:editId="66C7C41A">
             <wp:extent cx="5760000" cy="2456842"/>
             <wp:effectExtent l="0" t="0" r="0" b="0"/>
             <wp:docPr id="8" name="Picture 8" descr="Figure 8. Average RFI response time and late-RFI rate by discipline."/>
@@ -6373,8 +6373,8 @@
           <w:noProof/>
         </w:rPr>
         <w:drawing>
-          <wp:inline distT="0" distB="0" distL="0" distR="0" wp14:anchorId="66B2FC6B" wp14:editId="7B8A84E3">
-            <wp:extent cx="5577840" cy="4331434"/>
+          <wp:inline distT="0" distB="0" distL="0" distR="0" wp14:anchorId="18BB14DB" wp14:editId="5C1BCF41">
+            <wp:extent cx="5577840" cy="3311842"/>
             <wp:effectExtent l="0" t="0" r="0" b="0"/>
             <wp:docPr id="10" name="Picture 10" descr="Figure 9. Operational insights workbook view: change-order, RFI, contingency, and delivery-method diagnostics behind the portfolio position."/>
             <wp:cNvGraphicFramePr>
@@ -6396,7 +6396,7 @@
                   <pic:spPr>
                     <a:xfrm>
                       <a:off x="0" y="0"/>
-                      <a:ext cx="5577840" cy="4331434"/>
+                      <a:ext cx="5577840" cy="3311842"/>
                     </a:xfrm>
                     <a:prstGeom prst="rect">
                       <a:avLst/>
@@ -6447,7 +6447,6 @@
         <w:pStyle w:val="ListBullet"/>
       </w:pPr>
       <w:r>
-        <w:lastRenderedPageBreak/>
         <w:t>High-contrast headings and readable number formats are used.</w:t>
       </w:r>
     </w:p>
@@ -6482,11 +6481,12 @@
           <w:bottom w:val="single" w:sz="8" w:space="4" w:color="A04732"/>
         </w:pBdr>
       </w:pPr>
-      <w:bookmarkStart w:id="7" w:name="_Toc236423957"/>
+      <w:bookmarkStart w:id="7" w:name="_Toc236848461"/>
       <w:r>
         <w:rPr>
           <w:b w:val="0"/>
         </w:rPr>
+        <w:lastRenderedPageBreak/>
         <w:t>7. Act Phase</w:t>
       </w:r>
       <w:bookmarkEnd w:id="7"/>
@@ -6897,7 +6897,6 @@
         <w:pStyle w:val="ListBullet"/>
       </w:pPr>
       <w:r>
-        <w:lastRenderedPageBreak/>
         <w:t>At least 90% on-time response for High/Critical RFIs</w:t>
       </w:r>
     </w:p>
@@ -6957,6 +6956,7 @@
                 <w:color w:val="FFFFFF"/>
                 <w:sz w:val="18"/>
               </w:rPr>
+              <w:lastRenderedPageBreak/>
               <w:t>These are proposed operating targets. They are not achieved results and must be tailored to actual client requirements.</w:t>
             </w:r>
           </w:p>
@@ -6971,7 +6971,7 @@
           <w:bottom w:val="single" w:sz="8" w:space="4" w:color="A04732"/>
         </w:pBdr>
       </w:pPr>
-      <w:bookmarkStart w:id="8" w:name="_Toc236423958"/>
+      <w:bookmarkStart w:id="8" w:name="_Toc236848462"/>
       <w:r>
         <w:rPr>
           <w:b w:val="0"/>
@@ -7408,7 +7408,6 @@
     </w:p>
     <w:p>
       <w:r>
-        <w:lastRenderedPageBreak/>
         <w:t>4. Review refresh history and create failure escalation.</w:t>
       </w:r>
     </w:p>
@@ -7430,6 +7429,7 @@
         <w:rPr>
           <w:b w:val="0"/>
         </w:rPr>
+        <w:lastRenderedPageBreak/>
         <w:t>8.4 What Remains Manual</w:t>
       </w:r>
     </w:p>
@@ -7543,7 +7543,7 @@
           <w:bottom w:val="single" w:sz="8" w:space="4" w:color="A04732"/>
         </w:pBdr>
       </w:pPr>
-      <w:bookmarkStart w:id="9" w:name="_Toc236423959"/>
+      <w:bookmarkStart w:id="9" w:name="_Toc236848463"/>
       <w:r>
         <w:rPr>
           <w:b w:val="0"/>
@@ -7606,7 +7606,6 @@
         <w:rPr>
           <w:b w:val="0"/>
         </w:rPr>
-        <w:lastRenderedPageBreak/>
         <w:t>9.2 AI and Automation Controls</w:t>
       </w:r>
     </w:p>
@@ -7639,6 +7638,7 @@
         <w:pStyle w:val="ListBullet"/>
       </w:pPr>
       <w:r>
+        <w:lastRenderedPageBreak/>
         <w:t>Do not allow unrestricted SQL or cross-client retrieval.</w:t>
       </w:r>
     </w:p>
@@ -7681,7 +7681,7 @@
           <w:bottom w:val="single" w:sz="8" w:space="4" w:color="A04732"/>
         </w:pBdr>
       </w:pPr>
-      <w:bookmarkStart w:id="10" w:name="_Toc236423960"/>
+      <w:bookmarkStart w:id="10" w:name="_Toc236848464"/>
       <w:r>
         <w:rPr>
           <w:b w:val="0"/>
@@ -7746,7 +7746,7 @@
           <w:bottom w:val="single" w:sz="8" w:space="4" w:color="A04732"/>
         </w:pBdr>
       </w:pPr>
-      <w:bookmarkStart w:id="11" w:name="_Toc236423961"/>
+      <w:bookmarkStart w:id="11" w:name="_Toc236848465"/>
       <w:r>
         <w:rPr>
           <w:b w:val="0"/>
@@ -8074,7 +8074,6 @@
               <w:rPr>
                 <w:sz w:val="18"/>
               </w:rPr>
-              <w:lastRenderedPageBreak/>
               <w:t>EAC</w:t>
             </w:r>
           </w:p>
@@ -8297,6 +8296,7 @@
               <w:rPr>
                 <w:sz w:val="18"/>
               </w:rPr>
+              <w:lastRenderedPageBreak/>
               <w:t>Contingency utilization</w:t>
             </w:r>
           </w:p>
@@ -8411,7 +8411,7 @@
           <w:bottom w:val="single" w:sz="8" w:space="4" w:color="A04732"/>
         </w:pBdr>
       </w:pPr>
-      <w:bookmarkStart w:id="12" w:name="_Toc236423962"/>
+      <w:bookmarkStart w:id="12" w:name="_Toc236848466"/>
       <w:r>
         <w:rPr>
           <w:b w:val="0"/>
@@ -9666,7 +9666,7 @@
           <w:bottom w:val="single" w:sz="8" w:space="4" w:color="A04732"/>
         </w:pBdr>
       </w:pPr>
-      <w:bookmarkStart w:id="13" w:name="_Toc236423963"/>
+      <w:bookmarkStart w:id="13" w:name="_Toc236848467"/>
       <w:r>
         <w:rPr>
           <w:b w:val="0"/>
@@ -10030,7 +10030,7 @@
           <w:bottom w:val="single" w:sz="8" w:space="4" w:color="A04732"/>
         </w:pBdr>
       </w:pPr>
-      <w:bookmarkStart w:id="14" w:name="_Toc236423964"/>
+      <w:bookmarkStart w:id="14" w:name="_Toc236848468"/>
       <w:r>
         <w:rPr>
           <w:b w:val="0"/>
@@ -10529,31 +10529,31 @@
       </w:rPr>
     </w:lvl>
   </w:abstractNum>
-  <w:num w:numId="1" w16cid:durableId="1441531965">
+  <w:num w:numId="1" w16cid:durableId="345136407">
     <w:abstractNumId w:val="8"/>
   </w:num>
-  <w:num w:numId="2" w16cid:durableId="49158330">
+  <w:num w:numId="2" w16cid:durableId="462582322">
     <w:abstractNumId w:val="6"/>
   </w:num>
-  <w:num w:numId="3" w16cid:durableId="857696751">
+  <w:num w:numId="3" w16cid:durableId="1483884513">
     <w:abstractNumId w:val="5"/>
   </w:num>
-  <w:num w:numId="4" w16cid:durableId="2127502908">
+  <w:num w:numId="4" w16cid:durableId="1611938147">
     <w:abstractNumId w:val="4"/>
   </w:num>
-  <w:num w:numId="5" w16cid:durableId="2025740185">
+  <w:num w:numId="5" w16cid:durableId="1556773501">
     <w:abstractNumId w:val="7"/>
   </w:num>
-  <w:num w:numId="6" w16cid:durableId="1581910790">
+  <w:num w:numId="6" w16cid:durableId="594166307">
     <w:abstractNumId w:val="3"/>
   </w:num>
-  <w:num w:numId="7" w16cid:durableId="536162184">
+  <w:num w:numId="7" w16cid:durableId="2040930068">
     <w:abstractNumId w:val="2"/>
   </w:num>
-  <w:num w:numId="8" w16cid:durableId="1739472399">
+  <w:num w:numId="8" w16cid:durableId="1824546099">
     <w:abstractNumId w:val="1"/>
   </w:num>
-  <w:num w:numId="9" w16cid:durableId="678696846">
+  <w:num w:numId="9" w16cid:durableId="1203132471">
     <w:abstractNumId w:val="0"/>
   </w:num>
 </w:numbering>
